--- a/cv/Jose_Cruz_CV_ES.docx
+++ b/cv/Jose_Cruz_CV_ES.docx
@@ -65,25 +65,7 @@
             <w:kern w:val="0"/>
             <w14:ligatures w14:val="none"/>
           </w:rPr>
-          <w:t>Linked</w:t>
-        </w:r>
-        <w:r>
-          <w:rPr>
-            <w:rStyle w:val="Hyperlink"/>
-            <w:rFonts w:ascii="Times New Roman" w:eastAsia="Times New Roman" w:hAnsi="Times New Roman" w:cs="Times New Roman"/>
-            <w:kern w:val="0"/>
-            <w14:ligatures w14:val="none"/>
-          </w:rPr>
-          <w:t>I</w:t>
-        </w:r>
-        <w:r>
-          <w:rPr>
-            <w:rStyle w:val="Hyperlink"/>
-            <w:rFonts w:ascii="Times New Roman" w:eastAsia="Times New Roman" w:hAnsi="Times New Roman" w:cs="Times New Roman"/>
-            <w:kern w:val="0"/>
-            <w14:ligatures w14:val="none"/>
-          </w:rPr>
-          <w:t>n</w:t>
+          <w:t>LinkedIn</w:t>
         </w:r>
       </w:hyperlink>
     </w:p>
@@ -918,170 +900,323 @@
     </w:p>
     <w:p>
       <w:pPr>
+        <w:pStyle w:val="ListParagraph"/>
         <w:numPr>
           <w:ilvl w:val="0"/>
           <w:numId w:val="13"/>
         </w:numPr>
-        <w:spacing w:line="240" w:lineRule="auto"/>
-        <w:jc w:val="both"/>
-        <w:rPr>
-          <w:rFonts w:ascii="Times New Roman" w:eastAsia="Times New Roman" w:hAnsi="Times New Roman" w:cs="Times New Roman"/>
-          <w:kern w:val="0"/>
-          <w14:ligatures w14:val="none"/>
-        </w:rPr>
-      </w:pPr>
-      <w:r>
-        <w:rPr>
-          <w:rFonts w:ascii="Times New Roman" w:eastAsia="Times New Roman" w:hAnsi="Times New Roman" w:cs="Times New Roman"/>
+        <w:rPr>
+          <w:rFonts w:ascii="Times New Roman" w:eastAsia="Calibri" w:hAnsi="Times New Roman" w:cs="Times New Roman"/>
           <w:b/>
-          <w:bCs/>
-          <w:kern w:val="0"/>
-          <w14:ligatures w14:val="none"/>
-        </w:rPr>
-        <w:t>CCNA</w:t>
-      </w:r>
-      <w:r>
-        <w:rPr>
-          <w:rFonts w:ascii="Times New Roman" w:eastAsia="Times New Roman" w:hAnsi="Times New Roman" w:cs="Times New Roman"/>
-          <w:kern w:val="0"/>
-          <w14:ligatures w14:val="none"/>
-        </w:rPr>
-        <w:t xml:space="preserve"> (Cisco Certified Network Associate) – ID: JGD3LSTGYH441YWJ</w:t>
-      </w:r>
-    </w:p>
-    <w:p>
-      <w:pPr>
+          <w:spacing w:val="-1"/>
+        </w:rPr>
+      </w:pPr>
+      <w:r>
+        <w:rPr>
+          <w:rFonts w:ascii="Times New Roman" w:eastAsia="Calibri" w:hAnsi="Times New Roman" w:cs="Times New Roman"/>
+          <w:b/>
+          <w:spacing w:val="-1"/>
+        </w:rPr>
+        <w:t xml:space="preserve">CCNA (Cisco Certified Network Associate) - </w:t>
+      </w:r>
+      <w:r>
+        <w:rPr>
+          <w:rFonts w:ascii="Times New Roman" w:eastAsia="Calibri" w:hAnsi="Times New Roman" w:cs="Times New Roman"/>
+          <w:spacing w:val="-1"/>
+        </w:rPr>
+        <w:t>ID: JGD3LSTGYH441YWJ</w:t>
+      </w:r>
+    </w:p>
+    <w:p>
+      <w:pPr>
+        <w:pStyle w:val="ListParagraph"/>
         <w:numPr>
           <w:ilvl w:val="0"/>
           <w:numId w:val="13"/>
         </w:numPr>
-        <w:spacing w:line="240" w:lineRule="auto"/>
-        <w:jc w:val="both"/>
-        <w:rPr>
-          <w:rFonts w:ascii="Times New Roman" w:eastAsia="Times New Roman" w:hAnsi="Times New Roman" w:cs="Times New Roman"/>
-          <w:kern w:val="0"/>
-          <w14:ligatures w14:val="none"/>
-        </w:rPr>
-      </w:pPr>
-      <w:r>
-        <w:rPr>
-          <w:rFonts w:ascii="Times New Roman" w:eastAsia="Times New Roman" w:hAnsi="Times New Roman" w:cs="Times New Roman"/>
+        <w:rPr>
+          <w:rFonts w:ascii="Times New Roman" w:eastAsia="Calibri" w:hAnsi="Times New Roman" w:cs="Times New Roman"/>
           <w:b/>
-          <w:bCs/>
-          <w:kern w:val="0"/>
-          <w14:ligatures w14:val="none"/>
-        </w:rPr>
-        <w:t>HCIA</w:t>
-      </w:r>
-      <w:r>
-        <w:rPr>
-          <w:rFonts w:ascii="Times New Roman" w:eastAsia="Times New Roman" w:hAnsi="Times New Roman" w:cs="Times New Roman"/>
-          <w:kern w:val="0"/>
-          <w14:ligatures w14:val="none"/>
-        </w:rPr>
-        <w:t xml:space="preserve"> (Huawei Certified ICT Associate) Datacom – ID: 010100101521808034771409</w:t>
-      </w:r>
-    </w:p>
-    <w:p>
-      <w:pPr>
+          <w:u w:val="single" w:color="000000"/>
+        </w:rPr>
+      </w:pPr>
+      <w:r>
+        <w:rPr>
+          <w:rFonts w:ascii="Times New Roman" w:eastAsia="Calibri" w:hAnsi="Times New Roman" w:cs="Times New Roman"/>
+          <w:b/>
+        </w:rPr>
+        <w:t xml:space="preserve">HCIA (Huawei Certified ICT Associate) Datacom - </w:t>
+      </w:r>
+      <w:r>
+        <w:rPr>
+          <w:rFonts w:ascii="Times New Roman" w:eastAsia="Calibri" w:hAnsi="Times New Roman" w:cs="Times New Roman"/>
+          <w:spacing w:val="-1"/>
+          <w:lang w:val="en-US"/>
+        </w:rPr>
+        <w:t>ID: 010100101521808034771409</w:t>
+      </w:r>
+    </w:p>
+    <w:p>
+      <w:pPr>
+        <w:pStyle w:val="ListParagraph"/>
         <w:numPr>
           <w:ilvl w:val="0"/>
           <w:numId w:val="13"/>
         </w:numPr>
-        <w:spacing w:line="240" w:lineRule="auto"/>
-        <w:jc w:val="both"/>
-        <w:rPr>
-          <w:rFonts w:ascii="Times New Roman" w:eastAsia="Times New Roman" w:hAnsi="Times New Roman" w:cs="Times New Roman"/>
-          <w:kern w:val="0"/>
-          <w14:ligatures w14:val="none"/>
-        </w:rPr>
-      </w:pPr>
-      <w:r>
-        <w:rPr>
-          <w:rFonts w:ascii="Times New Roman" w:eastAsia="Times New Roman" w:hAnsi="Times New Roman" w:cs="Times New Roman"/>
+        <w:rPr>
+          <w:rFonts w:ascii="Times New Roman" w:eastAsia="Calibri" w:hAnsi="Times New Roman" w:cs="Times New Roman"/>
+          <w:spacing w:val="-1"/>
+          <w:lang w:val="en-US"/>
+        </w:rPr>
+      </w:pPr>
+      <w:r>
+        <w:rPr>
+          <w:rFonts w:ascii="Times New Roman" w:eastAsia="Calibri" w:hAnsi="Times New Roman" w:cs="Times New Roman"/>
           <w:b/>
-          <w:bCs/>
-          <w:kern w:val="0"/>
-          <w14:ligatures w14:val="none"/>
-        </w:rPr>
-        <w:t>FCIA-Server</w:t>
-      </w:r>
-      <w:r>
-        <w:rPr>
-          <w:rFonts w:ascii="Times New Roman" w:eastAsia="Times New Roman" w:hAnsi="Times New Roman" w:cs="Times New Roman"/>
-          <w:kern w:val="0"/>
-          <w14:ligatures w14:val="none"/>
-        </w:rPr>
-        <w:t xml:space="preserve"> – ID: XFU01FCIA010011</w:t>
-      </w:r>
-    </w:p>
-    <w:p>
-      <w:pPr>
+        </w:rPr>
+        <w:t xml:space="preserve">HCSA-Presales service - </w:t>
+      </w:r>
+      <w:r>
+        <w:rPr>
+          <w:rFonts w:ascii="Times New Roman" w:eastAsia="Calibri" w:hAnsi="Times New Roman" w:cs="Times New Roman"/>
+          <w:spacing w:val="-1"/>
+        </w:rPr>
+        <w:t>ID: 03221201809250891409</w:t>
+      </w:r>
+    </w:p>
+    <w:p>
+      <w:pPr>
+        <w:pStyle w:val="ListParagraph"/>
         <w:numPr>
           <w:ilvl w:val="0"/>
           <w:numId w:val="13"/>
         </w:numPr>
-        <w:spacing w:line="240" w:lineRule="auto"/>
-        <w:jc w:val="both"/>
-        <w:rPr>
-          <w:rFonts w:ascii="Times New Roman" w:eastAsia="Times New Roman" w:hAnsi="Times New Roman" w:cs="Times New Roman"/>
-          <w:kern w:val="0"/>
-          <w14:ligatures w14:val="none"/>
-        </w:rPr>
-      </w:pPr>
-      <w:r>
-        <w:rPr>
-          <w:rFonts w:ascii="Times New Roman" w:eastAsia="Times New Roman" w:hAnsi="Times New Roman" w:cs="Times New Roman"/>
-          <w:kern w:val="0"/>
-          <w14:ligatures w14:val="none"/>
-        </w:rPr>
-        <w:t>HCSA-Presales Service / IP Network / Storage</w:t>
-      </w:r>
-    </w:p>
-    <w:p>
-      <w:pPr>
+        <w:rPr>
+          <w:rFonts w:ascii="Times New Roman" w:eastAsia="Calibri" w:hAnsi="Times New Roman" w:cs="Times New Roman"/>
+          <w:spacing w:val="-1"/>
+        </w:rPr>
+      </w:pPr>
+      <w:r>
+        <w:rPr>
+          <w:rFonts w:ascii="Times New Roman" w:eastAsia="Calibri" w:hAnsi="Times New Roman" w:cs="Times New Roman"/>
+          <w:b/>
+          <w:bCs/>
+          <w:spacing w:val="-1"/>
+        </w:rPr>
+        <w:t xml:space="preserve">Cyber Security Certificate for the Subcontractor Resources - </w:t>
+      </w:r>
+      <w:r>
+        <w:rPr>
+          <w:rFonts w:ascii="Times New Roman" w:eastAsia="Calibri" w:hAnsi="Times New Roman" w:cs="Times New Roman"/>
+          <w:spacing w:val="-1"/>
+          <w:lang w:val="en-US"/>
+        </w:rPr>
+        <w:t xml:space="preserve">ID: </w:t>
+      </w:r>
+      <w:r>
+        <w:rPr>
+          <w:rFonts w:ascii="Times New Roman" w:eastAsia="Calibri" w:hAnsi="Times New Roman" w:cs="Times New Roman"/>
+          <w:spacing w:val="-1"/>
+        </w:rPr>
+        <w:t xml:space="preserve">01010101521809651011409 </w:t>
+      </w:r>
+    </w:p>
+    <w:p>
+      <w:pPr>
+        <w:pStyle w:val="ListParagraph"/>
         <w:numPr>
           <w:ilvl w:val="0"/>
           <w:numId w:val="13"/>
         </w:numPr>
-        <w:spacing w:line="240" w:lineRule="auto"/>
-        <w:jc w:val="both"/>
-        <w:rPr>
-          <w:rFonts w:ascii="Times New Roman" w:eastAsia="Times New Roman" w:hAnsi="Times New Roman" w:cs="Times New Roman"/>
-          <w:kern w:val="0"/>
-          <w14:ligatures w14:val="none"/>
-        </w:rPr>
-      </w:pPr>
-      <w:r>
-        <w:rPr>
-          <w:rFonts w:ascii="Times New Roman" w:eastAsia="Times New Roman" w:hAnsi="Times New Roman" w:cs="Times New Roman"/>
-          <w:kern w:val="0"/>
-          <w14:ligatures w14:val="none"/>
-        </w:rPr>
-        <w:t>Cyber Security Certificate for Subcontractor Resources</w:t>
-      </w:r>
-    </w:p>
-    <w:p>
-      <w:pPr>
+        <w:rPr>
+          <w:rFonts w:ascii="Times New Roman" w:eastAsia="Calibri" w:hAnsi="Times New Roman" w:cs="Times New Roman"/>
+          <w:spacing w:val="-1"/>
+        </w:rPr>
+      </w:pPr>
+      <w:r>
+        <w:rPr>
+          <w:rFonts w:ascii="Times New Roman" w:eastAsia="Calibri" w:hAnsi="Times New Roman" w:cs="Times New Roman"/>
+          <w:b/>
+          <w:bCs/>
+          <w:spacing w:val="-1"/>
+        </w:rPr>
+        <w:t xml:space="preserve">HCSA-Presales-IP Network - </w:t>
+      </w:r>
+      <w:r>
+        <w:rPr>
+          <w:rFonts w:ascii="Times New Roman" w:eastAsia="Calibri" w:hAnsi="Times New Roman" w:cs="Times New Roman"/>
+          <w:spacing w:val="-1"/>
+          <w:lang w:val="es-MX"/>
+        </w:rPr>
+        <w:t xml:space="preserve">ID: </w:t>
+      </w:r>
+      <w:r>
+        <w:rPr>
+          <w:rFonts w:ascii="Times New Roman" w:eastAsia="Calibri" w:hAnsi="Times New Roman" w:cs="Times New Roman"/>
+          <w:spacing w:val="-1"/>
+        </w:rPr>
+        <w:t>03221601808842611790485</w:t>
+      </w:r>
+    </w:p>
+    <w:p>
+      <w:pPr>
+        <w:pStyle w:val="ListParagraph"/>
         <w:numPr>
           <w:ilvl w:val="0"/>
           <w:numId w:val="13"/>
         </w:numPr>
-        <w:spacing w:line="240" w:lineRule="auto"/>
-        <w:jc w:val="both"/>
-        <w:rPr>
-          <w:rFonts w:ascii="Times New Roman" w:eastAsia="Times New Roman" w:hAnsi="Times New Roman" w:cs="Times New Roman"/>
-          <w:kern w:val="0"/>
-          <w14:ligatures w14:val="none"/>
-        </w:rPr>
-      </w:pPr>
-      <w:r>
-        <w:rPr>
-          <w:rFonts w:ascii="Times New Roman" w:eastAsia="Times New Roman" w:hAnsi="Times New Roman" w:cs="Times New Roman"/>
-          <w:kern w:val="0"/>
-          <w14:ligatures w14:val="none"/>
-        </w:rPr>
-        <w:t>FCS-Pre sales &amp; Solution</w:t>
+        <w:rPr>
+          <w:rFonts w:ascii="Times New Roman" w:eastAsia="Calibri" w:hAnsi="Times New Roman" w:cs="Times New Roman"/>
+          <w:spacing w:val="-1"/>
+        </w:rPr>
+      </w:pPr>
+      <w:r>
+        <w:rPr>
+          <w:rFonts w:ascii="Times New Roman" w:eastAsia="Calibri" w:hAnsi="Times New Roman" w:cs="Times New Roman"/>
+          <w:b/>
+          <w:bCs/>
+          <w:spacing w:val="-1"/>
+        </w:rPr>
+        <w:t xml:space="preserve">HCSA-Presales-Storage - </w:t>
+      </w:r>
+      <w:r>
+        <w:rPr>
+          <w:rFonts w:ascii="Times New Roman" w:eastAsia="Calibri" w:hAnsi="Times New Roman" w:cs="Times New Roman"/>
+          <w:spacing w:val="-1"/>
+          <w:lang w:val="es-MX"/>
+        </w:rPr>
+        <w:t xml:space="preserve">ID: </w:t>
+      </w:r>
+      <w:r>
+        <w:rPr>
+          <w:rFonts w:ascii="Times New Roman" w:eastAsia="Calibri" w:hAnsi="Times New Roman" w:cs="Times New Roman"/>
+          <w:spacing w:val="-1"/>
+        </w:rPr>
+        <w:t>03221701808850891924534</w:t>
+      </w:r>
+    </w:p>
+    <w:p>
+      <w:pPr>
+        <w:pStyle w:val="ListParagraph"/>
+        <w:numPr>
+          <w:ilvl w:val="0"/>
+          <w:numId w:val="13"/>
+        </w:numPr>
+        <w:rPr>
+          <w:rFonts w:ascii="Times New Roman" w:eastAsia="Calibri" w:hAnsi="Times New Roman" w:cs="Times New Roman"/>
+          <w:b/>
+          <w:bCs/>
+          <w:spacing w:val="-1"/>
+        </w:rPr>
+      </w:pPr>
+      <w:r>
+        <w:rPr>
+          <w:rFonts w:ascii="Times New Roman" w:eastAsia="Calibri" w:hAnsi="Times New Roman" w:cs="Times New Roman"/>
+          <w:b/>
+          <w:bCs/>
+          <w:spacing w:val="-1"/>
+        </w:rPr>
+        <w:t xml:space="preserve">FCIA-Server - </w:t>
+      </w:r>
+      <w:r>
+        <w:rPr>
+          <w:rFonts w:ascii="Times New Roman" w:eastAsia="Calibri" w:hAnsi="Times New Roman" w:cs="Times New Roman"/>
+          <w:spacing w:val="-1"/>
+        </w:rPr>
+        <w:t>ID: XFU01FCIA010011</w:t>
+      </w:r>
+    </w:p>
+    <w:p>
+      <w:pPr>
+        <w:pStyle w:val="ListParagraph"/>
+        <w:numPr>
+          <w:ilvl w:val="0"/>
+          <w:numId w:val="13"/>
+        </w:numPr>
+        <w:rPr>
+          <w:rFonts w:ascii="Times New Roman" w:eastAsia="Calibri" w:hAnsi="Times New Roman" w:cs="Times New Roman"/>
+          <w:b/>
+          <w:bCs/>
+          <w:spacing w:val="-1"/>
+        </w:rPr>
+      </w:pPr>
+      <w:r>
+        <w:rPr>
+          <w:rFonts w:ascii="Times New Roman" w:eastAsia="Calibri" w:hAnsi="Times New Roman" w:cs="Times New Roman"/>
+          <w:b/>
+          <w:bCs/>
+          <w:spacing w:val="-1"/>
+        </w:rPr>
+        <w:t xml:space="preserve">FCS-Pre sales - </w:t>
+      </w:r>
+      <w:r>
+        <w:rPr>
+          <w:rFonts w:ascii="Times New Roman" w:eastAsia="Calibri" w:hAnsi="Times New Roman" w:cs="Times New Roman"/>
+          <w:spacing w:val="-1"/>
+        </w:rPr>
+        <w:t>ID: XFU01FCSPresales000198</w:t>
+      </w:r>
+    </w:p>
+    <w:p>
+      <w:pPr>
+        <w:pStyle w:val="ListParagraph"/>
+        <w:numPr>
+          <w:ilvl w:val="0"/>
+          <w:numId w:val="13"/>
+        </w:numPr>
+        <w:rPr>
+          <w:rFonts w:ascii="Times New Roman" w:eastAsia="Calibri" w:hAnsi="Times New Roman" w:cs="Times New Roman"/>
+          <w:b/>
+          <w:bCs/>
+          <w:spacing w:val="-1"/>
+        </w:rPr>
+      </w:pPr>
+      <w:r>
+        <w:rPr>
+          <w:rFonts w:ascii="Times New Roman" w:eastAsia="Calibri" w:hAnsi="Times New Roman" w:cs="Times New Roman"/>
+          <w:b/>
+          <w:bCs/>
+          <w:spacing w:val="-1"/>
+        </w:rPr>
+        <w:t xml:space="preserve">FCS-Solution - </w:t>
+      </w:r>
+      <w:r>
+        <w:rPr>
+          <w:rFonts w:ascii="Times New Roman" w:eastAsia="Calibri" w:hAnsi="Times New Roman" w:cs="Times New Roman"/>
+          <w:spacing w:val="-1"/>
+        </w:rPr>
+        <w:t>ID: XFU01FCSSolution000111</w:t>
+      </w:r>
+    </w:p>
+    <w:p>
+      <w:pPr>
+        <w:pStyle w:val="ListParagraph"/>
+        <w:numPr>
+          <w:ilvl w:val="0"/>
+          <w:numId w:val="13"/>
+        </w:numPr>
+        <w:rPr>
+          <w:rFonts w:ascii="Times New Roman" w:eastAsia="Calibri" w:hAnsi="Times New Roman" w:cs="Times New Roman"/>
+          <w:b/>
+          <w:bCs/>
+          <w:spacing w:val="-1"/>
+        </w:rPr>
+      </w:pPr>
+      <w:r>
+        <w:rPr>
+          <w:rFonts w:ascii="Times New Roman" w:eastAsia="Calibri" w:hAnsi="Times New Roman" w:cs="Times New Roman"/>
+          <w:b/>
+          <w:bCs/>
+          <w:spacing w:val="-1"/>
+        </w:rPr>
+        <w:t xml:space="preserve">ITIL V4 Foundations – </w:t>
+      </w:r>
+      <w:r>
+        <w:rPr>
+          <w:rFonts w:ascii="Times New Roman" w:eastAsia="Calibri" w:hAnsi="Times New Roman" w:cs="Times New Roman"/>
+          <w:spacing w:val="-1"/>
+        </w:rPr>
+        <w:t>ID GR671868321JC</w:t>
       </w:r>
     </w:p>
     <w:p>
